--- a/Evaluación-fase-1/BomberosTRL.docx
+++ b/Evaluación-fase-1/BomberosTRL.docx
@@ -28,12 +28,12 @@
             <wp:extent cx="889000" cy="718232"/>
             <wp:effectExtent b="0" l="0" r="0" t="0"/>
             <wp:wrapNone/>
-            <wp:docPr id="1" name="image1.png"/>
+            <wp:docPr id="1" name="image2.png"/>
             <a:graphic>
               <a:graphicData uri="http://schemas.openxmlformats.org/drawingml/2006/picture">
                 <pic:pic>
                   <pic:nvPicPr>
-                    <pic:cNvPr id="0" name="image1.png"/>
+                    <pic:cNvPr id="0" name="image2.png"/>
                     <pic:cNvPicPr preferRelativeResize="0"/>
                   </pic:nvPicPr>
                   <pic:blipFill>
@@ -70,12 +70,12 @@
             <wp:extent cx="1771316" cy="635000"/>
             <wp:effectExtent b="0" l="0" r="0" t="0"/>
             <wp:wrapNone/>
-            <wp:docPr id="2" name="image2.png"/>
+            <wp:docPr id="2" name="image1.png"/>
             <a:graphic>
               <a:graphicData uri="http://schemas.openxmlformats.org/drawingml/2006/picture">
                 <pic:pic>
                   <pic:nvPicPr>
-                    <pic:cNvPr id="0" name="image2.png"/>
+                    <pic:cNvPr id="0" name="image1.png"/>
                     <pic:cNvPicPr preferRelativeResize="0"/>
                   </pic:nvPicPr>
                   <pic:blipFill>
@@ -284,18 +284,15 @@
     </w:p>
     <w:p>
       <w:pPr>
-        <w:spacing w:after="60" w:line="276" w:lineRule="auto"/>
-        <w:jc w:val="center"/>
-        <w:rPr>
-          <w:rFonts w:ascii="Calibri" w:cs="Calibri" w:eastAsia="Calibri" w:hAnsi="Calibri"/>
-        </w:rPr>
-      </w:pPr>
-      <w:r>
-        <w:rPr>
-          <w:rFonts w:ascii="Calibri" w:cs="Calibri" w:eastAsia="Calibri" w:hAnsi="Calibri"/>
-          <w:rtl w:val="0"/>
-        </w:rPr>
-        <w:t xml:space="preserve">Fecha: Septiembre 2026</w:t>
+        <w:spacing w:after="100" w:line="276" w:lineRule="auto"/>
+        <w:rPr>
+          <w:rFonts w:ascii="Calibri" w:cs="Calibri" w:eastAsia="Calibri" w:hAnsi="Calibri"/>
+        </w:rPr>
+      </w:pPr>
+      <w:r>
+        <w:rPr>
+          <w:rtl w:val="0"/>
+        </w:rPr>
       </w:r>
     </w:p>
     <w:p>
@@ -384,17 +381,11 @@
     </w:p>
     <w:p>
       <w:pPr>
-        <w:pStyle w:val="Heading1"/>
         <w:jc w:val="center"/>
-        <w:rPr>
-          <w:rFonts w:ascii="Calibri" w:cs="Calibri" w:eastAsia="Calibri" w:hAnsi="Calibri"/>
-        </w:rPr>
-      </w:pPr>
-      <w:bookmarkStart w:colFirst="0" w:colLast="0" w:name="_10g4a0qx42y" w:id="0"/>
-      <w:bookmarkEnd w:id="0"/>
-      <w:r>
-        <w:rPr>
-          <w:rFonts w:ascii="Calibri" w:cs="Calibri" w:eastAsia="Calibri" w:hAnsi="Calibri"/>
+        <w:rPr/>
+      </w:pPr>
+      <w:r>
+        <w:rPr>
           <w:rtl w:val="0"/>
         </w:rPr>
         <w:t xml:space="preserve">Índice</w:t>
@@ -402,7 +393,7 @@
     </w:p>
     <w:sdt>
       <w:sdtPr>
-        <w:id w:val="1643315856"/>
+        <w:id w:val="-2031811718"/>
         <w:docPartObj>
           <w:docPartGallery w:val="Table of Contents"/>
           <w:docPartUnique w:val="1"/>
@@ -437,7 +428,7 @@
             <w:instrText xml:space="preserve"> TOC \h \u \z \t "Heading 1,1,Heading 2,2,Heading 3,3,Heading 4,4,Heading 5,5,Heading 6,6,"</w:instrText>
             <w:fldChar w:fldCharType="separate"/>
           </w:r>
-          <w:hyperlink w:anchor="_10g4a0qx42y">
+          <w:hyperlink w:anchor="_b26dmw4h2ssv">
             <w:r>
               <w:rPr>
                 <w:rFonts w:ascii="Calibri" w:cs="Calibri" w:eastAsia="Calibri" w:hAnsi="Calibri"/>
@@ -455,9 +446,9 @@
                 <w:vertAlign w:val="baseline"/>
                 <w:rtl w:val="0"/>
               </w:rPr>
-              <w:t xml:space="preserve">Índice</w:t>
+              <w:t xml:space="preserve">1. Introducción</w:t>
               <w:tab/>
-              <w:t xml:space="preserve">2</w:t>
+              <w:t xml:space="preserve">3</w:t>
             </w:r>
           </w:hyperlink>
           <w:r>
@@ -489,7 +480,7 @@
               <w:vertAlign w:val="baseline"/>
             </w:rPr>
           </w:pPr>
-          <w:hyperlink w:anchor="_b26dmw4h2ssv">
+          <w:hyperlink w:anchor="_j40zjco7dx66">
             <w:r>
               <w:rPr>
                 <w:rFonts w:ascii="Calibri" w:cs="Calibri" w:eastAsia="Calibri" w:hAnsi="Calibri"/>
@@ -507,7 +498,7 @@
                 <w:vertAlign w:val="baseline"/>
                 <w:rtl w:val="0"/>
               </w:rPr>
-              <w:t xml:space="preserve">1. Introducción</w:t>
+              <w:t xml:space="preserve">2. Objetivo del analisis TRL</w:t>
               <w:tab/>
               <w:t xml:space="preserve">3</w:t>
             </w:r>
@@ -541,10 +532,10 @@
               <w:vertAlign w:val="baseline"/>
             </w:rPr>
           </w:pPr>
-          <w:hyperlink w:anchor="_j40zjco7dx66">
-            <w:r>
-              <w:rPr>
-                <w:rFonts w:ascii="Calibri" w:cs="Calibri" w:eastAsia="Calibri" w:hAnsi="Calibri"/>
+          <w:hyperlink w:anchor="_b7ehakt3k4jn">
+            <w:r>
+              <w:rPr>
+                <w:rFonts w:ascii="Arial" w:cs="Arial" w:eastAsia="Arial" w:hAnsi="Arial"/>
                 <w:b w:val="1"/>
                 <w:bCs w:val="1"/>
                 <w:i w:val="0"/>
@@ -559,7 +550,7 @@
                 <w:vertAlign w:val="baseline"/>
                 <w:rtl w:val="0"/>
               </w:rPr>
-              <w:t xml:space="preserve">2. Objetivo del analisis TRL</w:t>
+              <w:t xml:space="preserve">3. Marco de referencia TRL</w:t>
               <w:tab/>
               <w:t xml:space="preserve">3</w:t>
             </w:r>
@@ -699,10 +690,10 @@
               <w:vertAlign w:val="baseline"/>
             </w:rPr>
           </w:pPr>
-          <w:hyperlink w:anchor="_g60l47di7dxb">
-            <w:r>
-              <w:rPr>
-                <w:rFonts w:ascii="Calibri" w:cs="Calibri" w:eastAsia="Calibri" w:hAnsi="Calibri"/>
+          <w:hyperlink w:anchor="_aqyfd5af129d">
+            <w:r>
+              <w:rPr>
+                <w:rFonts w:ascii="Arial" w:cs="Arial" w:eastAsia="Arial" w:hAnsi="Arial"/>
                 <w:b w:val="1"/>
                 <w:bCs w:val="1"/>
                 <w:i w:val="0"/>
@@ -717,7 +708,7 @@
                 <w:vertAlign w:val="baseline"/>
                 <w:rtl w:val="0"/>
               </w:rPr>
-              <w:t xml:space="preserve">4. Estado actual del proyecto</w:t>
+              <w:t xml:space="preserve">4. Estado de referencia del proyecto, septiembre de 2026</w:t>
               <w:tab/>
               <w:t xml:space="preserve">4</w:t>
             </w:r>
@@ -751,10 +742,10 @@
               <w:vertAlign w:val="baseline"/>
             </w:rPr>
           </w:pPr>
-          <w:hyperlink w:anchor="_h6nmvebiyp1t">
-            <w:r>
-              <w:rPr>
-                <w:rFonts w:ascii="Calibri" w:cs="Calibri" w:eastAsia="Calibri" w:hAnsi="Calibri"/>
+          <w:hyperlink w:anchor="_3430f61g4xqj">
+            <w:r>
+              <w:rPr>
+                <w:rFonts w:ascii="Arial" w:cs="Arial" w:eastAsia="Arial" w:hAnsi="Arial"/>
                 <w:b w:val="1"/>
                 <w:bCs w:val="1"/>
                 <w:i w:val="0"/>
@@ -769,7 +760,7 @@
                 <w:vertAlign w:val="baseline"/>
                 <w:rtl w:val="0"/>
               </w:rPr>
-              <w:t xml:space="preserve">5. Determinación del TRL actual</w:t>
+              <w:t xml:space="preserve">5. Evaluación del TRL por fecha</w:t>
               <w:tab/>
               <w:t xml:space="preserve">5</w:t>
             </w:r>
@@ -822,7 +813,7 @@
                 <w:vertAlign w:val="baseline"/>
                 <w:rtl w:val="0"/>
               </w:rPr>
-              <w:t xml:space="preserve">5.1 Nivel seleccionado</w:t>
+              <w:t xml:space="preserve">5.1 Nivel seleccionado en septiembre de 2026</w:t>
               <w:tab/>
               <w:t xml:space="preserve">5</w:t>
             </w:r>
@@ -875,7 +866,7 @@
                 <w:vertAlign w:val="baseline"/>
                 <w:rtl w:val="0"/>
               </w:rPr>
-              <w:t xml:space="preserve">5.2 Justificación</w:t>
+              <w:t xml:space="preserve">5.2 Justificación de septiembre</w:t>
               <w:tab/>
               <w:t xml:space="preserve">5</w:t>
             </w:r>
@@ -910,10 +901,10 @@
               <w:vertAlign w:val="baseline"/>
             </w:rPr>
           </w:pPr>
-          <w:hyperlink w:anchor="_o8ny0461wdhe">
-            <w:r>
-              <w:rPr>
-                <w:rFonts w:ascii="Calibri" w:cs="Calibri" w:eastAsia="Calibri" w:hAnsi="Calibri"/>
+          <w:hyperlink w:anchor="_etrhv9z7okee">
+            <w:r>
+              <w:rPr>
+                <w:rFonts w:ascii="Arial" w:cs="Arial" w:eastAsia="Arial" w:hAnsi="Arial"/>
                 <w:b w:val="0"/>
                 <w:bCs w:val="0"/>
                 <w:i w:val="0"/>
@@ -928,61 +919,9 @@
                 <w:vertAlign w:val="baseline"/>
                 <w:rtl w:val="0"/>
               </w:rPr>
-              <w:t xml:space="preserve">5.3 Evidencia actual</w:t>
+              <w:t xml:space="preserve">5.3 Evidencia del corte de referencia</w:t>
               <w:tab/>
               <w:t xml:space="preserve">5</w:t>
-            </w:r>
-          </w:hyperlink>
-          <w:r>
-            <w:rPr>
-              <w:rtl w:val="0"/>
-            </w:rPr>
-          </w:r>
-        </w:p>
-        <w:p>
-          <w:pPr>
-            <w:widowControl w:val="0"/>
-            <w:tabs>
-              <w:tab w:val="right" w:leader="none" w:pos="12000"/>
-            </w:tabs>
-            <w:spacing w:before="60" w:line="240" w:lineRule="auto"/>
-            <w:rPr>
-              <w:rFonts w:ascii="Arial" w:cs="Arial" w:eastAsia="Arial" w:hAnsi="Arial"/>
-              <w:b w:val="1"/>
-              <w:bCs w:val="1"/>
-              <w:i w:val="0"/>
-              <w:iCs w:val="0"/>
-              <w:smallCaps w:val="0"/>
-              <w:strike w:val="0"/>
-              <w:color w:val="000000"/>
-              <w:sz w:val="22"/>
-              <w:szCs w:val="22"/>
-              <w:u w:val="none"/>
-              <w:shd w:fill="auto" w:val="clear"/>
-              <w:vertAlign w:val="baseline"/>
-            </w:rPr>
-          </w:pPr>
-          <w:hyperlink w:anchor="_pb0se06rioet">
-            <w:r>
-              <w:rPr>
-                <w:rFonts w:ascii="Calibri" w:cs="Calibri" w:eastAsia="Calibri" w:hAnsi="Calibri"/>
-                <w:b w:val="1"/>
-                <w:bCs w:val="1"/>
-                <w:i w:val="0"/>
-                <w:iCs w:val="0"/>
-                <w:smallCaps w:val="0"/>
-                <w:strike w:val="0"/>
-                <w:color w:val="000000"/>
-                <w:sz w:val="22"/>
-                <w:szCs w:val="22"/>
-                <w:u w:val="none"/>
-                <w:shd w:fill="auto" w:val="clear"/>
-                <w:vertAlign w:val="baseline"/>
-                <w:rtl w:val="0"/>
-              </w:rPr>
-              <w:t xml:space="preserve">6. TRL objetivo del proyecto</w:t>
-              <w:tab/>
-              <w:t xml:space="preserve">6</w:t>
             </w:r>
           </w:hyperlink>
           <w:r>
@@ -1015,10 +954,10 @@
               <w:vertAlign w:val="baseline"/>
             </w:rPr>
           </w:pPr>
-          <w:hyperlink w:anchor="_9arsamcxkso5">
-            <w:r>
-              <w:rPr>
-                <w:rFonts w:ascii="Calibri" w:cs="Calibri" w:eastAsia="Calibri" w:hAnsi="Calibri"/>
+          <w:hyperlink w:anchor="_r8gher1u8kt6">
+            <w:r>
+              <w:rPr>
+                <w:rFonts w:ascii="Arial" w:cs="Arial" w:eastAsia="Arial" w:hAnsi="Arial"/>
                 <w:b w:val="0"/>
                 <w:bCs w:val="0"/>
                 <w:i w:val="0"/>
@@ -1033,9 +972,61 @@
                 <w:vertAlign w:val="baseline"/>
                 <w:rtl w:val="0"/>
               </w:rPr>
-              <w:t xml:space="preserve">6.1 Nivel esperado</w:t>
+              <w:t xml:space="preserve">5.4 Evaluación</w:t>
               <w:tab/>
               <w:t xml:space="preserve">6</w:t>
+            </w:r>
+          </w:hyperlink>
+          <w:r>
+            <w:rPr>
+              <w:rtl w:val="0"/>
+            </w:rPr>
+          </w:r>
+        </w:p>
+        <w:p>
+          <w:pPr>
+            <w:widowControl w:val="0"/>
+            <w:tabs>
+              <w:tab w:val="right" w:leader="none" w:pos="12000"/>
+            </w:tabs>
+            <w:spacing w:before="60" w:line="240" w:lineRule="auto"/>
+            <w:rPr>
+              <w:rFonts w:ascii="Arial" w:cs="Arial" w:eastAsia="Arial" w:hAnsi="Arial"/>
+              <w:b w:val="1"/>
+              <w:bCs w:val="1"/>
+              <w:i w:val="0"/>
+              <w:iCs w:val="0"/>
+              <w:smallCaps w:val="0"/>
+              <w:strike w:val="0"/>
+              <w:color w:val="000000"/>
+              <w:sz w:val="22"/>
+              <w:szCs w:val="22"/>
+              <w:u w:val="none"/>
+              <w:shd w:fill="auto" w:val="clear"/>
+              <w:vertAlign w:val="baseline"/>
+            </w:rPr>
+          </w:pPr>
+          <w:hyperlink w:anchor="_pb0se06rioet">
+            <w:r>
+              <w:rPr>
+                <w:rFonts w:ascii="Calibri" w:cs="Calibri" w:eastAsia="Calibri" w:hAnsi="Calibri"/>
+                <w:b w:val="1"/>
+                <w:bCs w:val="1"/>
+                <w:i w:val="0"/>
+                <w:iCs w:val="0"/>
+                <w:smallCaps w:val="0"/>
+                <w:strike w:val="0"/>
+                <w:color w:val="000000"/>
+                <w:sz w:val="22"/>
+                <w:szCs w:val="22"/>
+                <w:u w:val="none"/>
+                <w:shd w:fill="auto" w:val="clear"/>
+                <w:vertAlign w:val="baseline"/>
+                <w:rtl w:val="0"/>
+              </w:rPr>
+              <w:t xml:space="preserve">6. TRL objetivo del proyecto</w:t>
+              <w:tab/>
+              <w:t xml:space="preserve">7</w:t>
             </w:r>
           </w:hyperlink>
           <w:r>
@@ -1068,7 +1059,7 @@
               <w:vertAlign w:val="baseline"/>
             </w:rPr>
           </w:pPr>
-          <w:hyperlink w:anchor="_fvjtv3jj1kik">
+          <w:hyperlink w:anchor="_9arsamcxkso5">
             <w:r>
               <w:rPr>
                 <w:rFonts w:ascii="Calibri" w:cs="Calibri" w:eastAsia="Calibri" w:hAnsi="Calibri"/>
@@ -1086,9 +1077,62 @@
                 <w:vertAlign w:val="baseline"/>
                 <w:rtl w:val="0"/>
               </w:rPr>
+              <w:t xml:space="preserve">6.1 Nivel esperado</w:t>
+              <w:tab/>
+              <w:t xml:space="preserve">7</w:t>
+            </w:r>
+          </w:hyperlink>
+          <w:r>
+            <w:rPr>
+              <w:rtl w:val="0"/>
+            </w:rPr>
+          </w:r>
+        </w:p>
+        <w:p>
+          <w:pPr>
+            <w:widowControl w:val="0"/>
+            <w:tabs>
+              <w:tab w:val="right" w:leader="none" w:pos="12000"/>
+            </w:tabs>
+            <w:spacing w:before="60" w:line="240" w:lineRule="auto"/>
+            <w:ind w:left="360" w:firstLine="0"/>
+            <w:rPr>
+              <w:rFonts w:ascii="Arial" w:cs="Arial" w:eastAsia="Arial" w:hAnsi="Arial"/>
+              <w:b w:val="0"/>
+              <w:bCs w:val="0"/>
+              <w:i w:val="0"/>
+              <w:iCs w:val="0"/>
+              <w:smallCaps w:val="0"/>
+              <w:strike w:val="0"/>
+              <w:color w:val="000000"/>
+              <w:sz w:val="22"/>
+              <w:szCs w:val="22"/>
+              <w:u w:val="none"/>
+              <w:shd w:fill="auto" w:val="clear"/>
+              <w:vertAlign w:val="baseline"/>
+            </w:rPr>
+          </w:pPr>
+          <w:hyperlink w:anchor="_fvjtv3jj1kik">
+            <w:r>
+              <w:rPr>
+                <w:rFonts w:ascii="Calibri" w:cs="Calibri" w:eastAsia="Calibri" w:hAnsi="Calibri"/>
+                <w:b w:val="0"/>
+                <w:bCs w:val="0"/>
+                <w:i w:val="0"/>
+                <w:iCs w:val="0"/>
+                <w:smallCaps w:val="0"/>
+                <w:strike w:val="0"/>
+                <w:color w:val="000000"/>
+                <w:sz w:val="22"/>
+                <w:szCs w:val="22"/>
+                <w:u w:val="none"/>
+                <w:shd w:fill="auto" w:val="clear"/>
+                <w:vertAlign w:val="baseline"/>
+                <w:rtl w:val="0"/>
+              </w:rPr>
               <w:t xml:space="preserve">6.2 Justificación</w:t>
               <w:tab/>
-              <w:t xml:space="preserve">6</w:t>
+              <w:t xml:space="preserve">7</w:t>
             </w:r>
           </w:hyperlink>
           <w:r>
@@ -1140,7 +1184,7 @@
               </w:rPr>
               <w:t xml:space="preserve">7. Ruta de avance desde TRL 2 a TRL 6</w:t>
               <w:tab/>
-              <w:t xml:space="preserve">6</w:t>
+              <w:t xml:space="preserve">7</w:t>
             </w:r>
           </w:hyperlink>
           <w:r>
@@ -1244,7 +1288,7 @@
               </w:rPr>
               <w:t xml:space="preserve">9. Conclusiones</w:t>
               <w:tab/>
-              <w:t xml:space="preserve">7</w:t>
+              <w:t xml:space="preserve">8</w:t>
             </w:r>
           </w:hyperlink>
           <w:r>
@@ -1296,7 +1340,7 @@
               </w:rPr>
               <w:t xml:space="preserve">10. Referencias</w:t>
               <w:tab/>
-              <w:t xml:space="preserve">8</w:t>
+              <w:t xml:space="preserve">9</w:t>
             </w:r>
           </w:hyperlink>
           <w:r>
@@ -1348,7 +1392,7 @@
               </w:rPr>
               <w:t xml:space="preserve">11. Anexos</w:t>
               <w:tab/>
-              <w:t xml:space="preserve">8</w:t>
+              <w:t xml:space="preserve">9</w:t>
             </w:r>
           </w:hyperlink>
           <w:r>
@@ -1429,8 +1473,8 @@
           <w:rFonts w:ascii="Calibri" w:cs="Calibri" w:eastAsia="Calibri" w:hAnsi="Calibri"/>
         </w:rPr>
       </w:pPr>
-      <w:bookmarkStart w:colFirst="0" w:colLast="0" w:name="_b26dmw4h2ssv" w:id="1"/>
-      <w:bookmarkEnd w:id="1"/>
+      <w:bookmarkStart w:colFirst="0" w:colLast="0" w:name="_b26dmw4h2ssv" w:id="0"/>
+      <w:bookmarkEnd w:id="0"/>
       <w:r>
         <w:rPr>
           <w:rFonts w:ascii="Calibri" w:cs="Calibri" w:eastAsia="Calibri" w:hAnsi="Calibri"/>
@@ -1501,7 +1545,7 @@
           <w:rFonts w:ascii="Calibri" w:cs="Calibri" w:eastAsia="Calibri" w:hAnsi="Calibri"/>
           <w:rtl w:val="0"/>
         </w:rPr>
-        <w:t xml:space="preserve">En este proyecto se utiliza para identificar el estado actual de la solucion para Bomberos de San Bernardo y definir una meta de madurez tecnologica alcanzable</w:t>
+        <w:t xml:space="preserve">En este proyecto se utiliza para describir la madurez de la solución para Bomberos de San Bernardo en un corte identificado y establecer la meta tecnológica del Capstone.</w:t>
       </w:r>
     </w:p>
     <w:p>
@@ -1516,7 +1560,20 @@
           <w:rFonts w:ascii="Calibri" w:cs="Calibri" w:eastAsia="Calibri" w:hAnsi="Calibri"/>
           <w:rtl w:val="0"/>
         </w:rPr>
-        <w:t xml:space="preserve">El analisis consideramos el estado real del proyecto, la documentacion ya generada y las actividades que aun deben completarse, principalmente diseño, desarrollo, integracion, pruebas y validacion</w:t>
+        <w:t xml:space="preserve">La evaluación de septiembre de 2026 se conserva como línea base TRL 2. El corte del 24/10/2026 incorpora una evaluación técnica interna de TRL 4 para el prototipo disponible, sustentada en 136 pruebas aprobadas e identificación de la versión evaluada. Su alcance y limitaciones se detallan en la sección 5.4.</w:t>
+      </w:r>
+    </w:p>
+    <w:p>
+      <w:pPr>
+        <w:keepNext w:val="0"/>
+        <w:spacing w:before="240" w:lineRule="auto"/>
+        <w:rPr/>
+      </w:pPr>
+      <w:r>
+        <w:rPr>
+          <w:rtl w:val="0"/>
+        </w:rPr>
+        <w:t xml:space="preserve">El análisis considera la documentación y las evidencias disponibles en la fecha de evaluación, junto con las actividades de diseño, desarrollo, integración, pruebas y validación que correspondan a ese corte.</w:t>
       </w:r>
     </w:p>
     <w:p>
@@ -1530,8 +1587,8 @@
           <w:szCs w:val="44"/>
         </w:rPr>
       </w:pPr>
-      <w:bookmarkStart w:colFirst="0" w:colLast="0" w:name="_j40zjco7dx66" w:id="2"/>
-      <w:bookmarkEnd w:id="2"/>
+      <w:bookmarkStart w:colFirst="0" w:colLast="0" w:name="_j40zjco7dx66" w:id="1"/>
+      <w:bookmarkEnd w:id="1"/>
       <w:r>
         <w:rPr>
           <w:rFonts w:ascii="Calibri" w:cs="Calibri" w:eastAsia="Calibri" w:hAnsi="Calibri"/>
@@ -1611,28 +1668,27 @@
     </w:p>
     <w:p>
       <w:pPr>
-        <w:spacing w:after="100" w:line="276" w:lineRule="auto"/>
-        <w:rPr>
-          <w:rFonts w:ascii="Calibri" w:cs="Calibri" w:eastAsia="Calibri" w:hAnsi="Calibri"/>
-          <w:sz w:val="18"/>
-          <w:szCs w:val="18"/>
-        </w:rPr>
-      </w:pPr>
-      <w:r>
-        <w:rPr>
-          <w:rFonts w:ascii="Calibri" w:cs="Calibri" w:eastAsia="Calibri" w:hAnsi="Calibri"/>
+        <w:pStyle w:val="Heading1"/>
+        <w:keepNext w:val="1"/>
+        <w:spacing w:after="100" w:lineRule="auto"/>
+        <w:rPr>
           <w:b w:val="1"/>
           <w:bCs w:val="1"/>
-          <w:sz w:val="26"/>
-          <w:szCs w:val="26"/>
+          <w:sz w:val="30"/>
+          <w:szCs w:val="30"/>
+        </w:rPr>
+      </w:pPr>
+      <w:bookmarkStart w:colFirst="0" w:colLast="0" w:name="_b7ehakt3k4jn" w:id="2"/>
+      <w:bookmarkEnd w:id="2"/>
+      <w:r>
+        <w:rPr>
+          <w:b w:val="1"/>
+          <w:bCs w:val="1"/>
+          <w:sz w:val="30"/>
+          <w:szCs w:val="30"/>
           <w:rtl w:val="0"/>
         </w:rPr>
         <w:t xml:space="preserve">3. Marco de referencia TRL</w:t>
-      </w:r>
-      <w:r>
-        <w:rPr>
-          <w:rtl w:val="0"/>
-        </w:rPr>
       </w:r>
     </w:p>
     <w:p>
@@ -2717,28 +2773,25 @@
       <w:pPr>
         <w:pStyle w:val="Heading1"/>
         <w:keepNext w:val="1"/>
-        <w:spacing w:after="120" w:before="240" w:lineRule="auto"/>
-        <w:rPr>
-          <w:rFonts w:ascii="Calibri" w:cs="Calibri" w:eastAsia="Calibri" w:hAnsi="Calibri"/>
-        </w:rPr>
-      </w:pPr>
-      <w:bookmarkStart w:colFirst="0" w:colLast="0" w:name="_g60l47di7dxb" w:id="5"/>
-      <w:bookmarkEnd w:id="5"/>
-      <w:r>
-        <w:rPr>
-          <w:rFonts w:ascii="Calibri" w:cs="Calibri" w:eastAsia="Calibri" w:hAnsi="Calibri"/>
+        <w:spacing w:after="100" w:lineRule="auto"/>
+        <w:rPr>
           <w:b w:val="1"/>
           <w:bCs w:val="1"/>
           <w:sz w:val="30"/>
           <w:szCs w:val="30"/>
-          <w:rtl w:val="0"/>
-        </w:rPr>
-        <w:t xml:space="preserve">4. Estado actual del proyecto</w:t>
-      </w:r>
-      <w:r>
-        <w:rPr>
-          <w:rtl w:val="0"/>
-        </w:rPr>
+        </w:rPr>
+      </w:pPr>
+      <w:bookmarkStart w:colFirst="0" w:colLast="0" w:name="_aqyfd5af129d" w:id="5"/>
+      <w:bookmarkEnd w:id="5"/>
+      <w:r>
+        <w:rPr>
+          <w:b w:val="1"/>
+          <w:bCs w:val="1"/>
+          <w:sz w:val="30"/>
+          <w:szCs w:val="30"/>
+          <w:rtl w:val="0"/>
+        </w:rPr>
+        <w:t xml:space="preserve">4. Estado de referencia del proyecto, septiembre de 2026</w:t>
       </w:r>
     </w:p>
     <w:p>
@@ -2753,7 +2806,7 @@
           <w:rFonts w:ascii="Calibri" w:cs="Calibri" w:eastAsia="Calibri" w:hAnsi="Calibri"/>
           <w:rtl w:val="0"/>
         </w:rPr>
-        <w:t xml:space="preserve">Actualmente el proyecto se encuentra en una etapa de definicion, analisis y planificacion tecnica</w:t>
+        <w:t xml:space="preserve">En el corte de septiembre de 2026, el proyecto se encontraba en una etapa de definición, análisis y planificación técnica.</w:t>
       </w:r>
     </w:p>
     <w:p>
@@ -2783,7 +2836,7 @@
           <w:rFonts w:ascii="Calibri" w:cs="Calibri" w:eastAsia="Calibri" w:hAnsi="Calibri"/>
           <w:rtl w:val="0"/>
         </w:rPr>
-        <w:t xml:space="preserve">Todavía no existe un prototipo funcional integrado ni una demostracion del sistema operando en un entorno relevante</w:t>
+        <w:t xml:space="preserve">En ese corte no se contaba con un prototipo funcional integrado ni con una demostración del sistema en un entorno relevante.</w:t>
       </w:r>
     </w:p>
     <w:p>
@@ -2843,16 +2896,17 @@
       <w:tr>
         <w:trPr>
           <w:cantSplit w:val="0"/>
+          <w:trHeight w:val="581.5234374999999" w:hRule="atLeast"/>
           <w:tblHeader w:val="0"/>
         </w:trPr>
         <w:tc>
           <w:tcPr>
             <w:shd w:fill="dbdbdb" w:val="clear"/>
             <w:tcMar>
-              <w:top w:w="100.0" w:type="dxa"/>
-              <w:left w:w="100.0" w:type="dxa"/>
-              <w:bottom w:w="100.0" w:type="dxa"/>
-              <w:right w:w="100.0" w:type="dxa"/>
+              <w:top w:w="-113.38582677165356" w:type="dxa"/>
+              <w:left w:w="-113.38582677165356" w:type="dxa"/>
+              <w:bottom w:w="-113.38582677165356" w:type="dxa"/>
+              <w:right w:w="-113.38582677165356" w:type="dxa"/>
             </w:tcMar>
             <w:vAlign w:val="center"/>
           </w:tcPr>
@@ -2898,10 +2952,10 @@
           <w:tcPr>
             <w:shd w:fill="dbdbdb" w:val="clear"/>
             <w:tcMar>
-              <w:top w:w="100.0" w:type="dxa"/>
-              <w:left w:w="100.0" w:type="dxa"/>
-              <w:bottom w:w="100.0" w:type="dxa"/>
-              <w:right w:w="100.0" w:type="dxa"/>
+              <w:top w:w="-113.38582677165356" w:type="dxa"/>
+              <w:left w:w="-113.38582677165356" w:type="dxa"/>
+              <w:bottom w:w="-113.38582677165356" w:type="dxa"/>
+              <w:right w:w="-113.38582677165356" w:type="dxa"/>
             </w:tcMar>
             <w:vAlign w:val="center"/>
           </w:tcPr>
@@ -2939,7 +2993,38 @@
                 <w:szCs w:val="20"/>
                 <w:rtl w:val="0"/>
               </w:rPr>
-              <w:t xml:space="preserve">Estado actual</w:t>
+              <w:t xml:space="preserve">Estado del corte</w:t>
+            </w:r>
+          </w:p>
+          <w:p>
+            <w:pPr>
+              <w:keepNext w:val="0"/>
+              <w:keepLines w:val="0"/>
+              <w:pageBreakBefore w:val="0"/>
+              <w:widowControl w:val="0"/>
+              <w:pBdr>
+                <w:top w:space="0" w:sz="0" w:val="nil"/>
+                <w:left w:space="0" w:sz="0" w:val="nil"/>
+                <w:bottom w:space="0" w:sz="0" w:val="nil"/>
+                <w:right w:space="0" w:sz="0" w:val="nil"/>
+                <w:between w:space="0" w:sz="0" w:val="nil"/>
+              </w:pBdr>
+              <w:shd w:fill="auto" w:val="clear"/>
+              <w:spacing w:after="100" w:before="0" w:line="276" w:lineRule="auto"/>
+              <w:ind w:left="0" w:right="0" w:firstLine="0"/>
+              <w:jc w:val="left"/>
+              <w:rPr>
+                <w:rFonts w:ascii="Calibri" w:cs="Calibri" w:eastAsia="Calibri" w:hAnsi="Calibri"/>
+                <w:b w:val="1"/>
+                <w:bCs w:val="1"/>
+                <w:sz w:val="20"/>
+                <w:szCs w:val="20"/>
+              </w:rPr>
+            </w:pPr>
+            <w:r>
+              <w:rPr>
+                <w:rtl w:val="0"/>
+              </w:rPr>
             </w:r>
           </w:p>
         </w:tc>
@@ -2947,10 +3032,10 @@
           <w:tcPr>
             <w:shd w:fill="dbdbdb" w:val="clear"/>
             <w:tcMar>
-              <w:top w:w="100.0" w:type="dxa"/>
-              <w:left w:w="100.0" w:type="dxa"/>
-              <w:bottom w:w="100.0" w:type="dxa"/>
-              <w:right w:w="100.0" w:type="dxa"/>
+              <w:top w:w="-113.38582677165356" w:type="dxa"/>
+              <w:left w:w="-113.38582677165356" w:type="dxa"/>
+              <w:bottom w:w="-113.38582677165356" w:type="dxa"/>
+              <w:right w:w="-113.38582677165356" w:type="dxa"/>
             </w:tcMar>
             <w:vAlign w:val="center"/>
           </w:tcPr>
@@ -3770,6 +3855,7 @@
       <w:tr>
         <w:trPr>
           <w:cantSplit w:val="0"/>
+          <w:trHeight w:val="1291.513671875" w:hRule="atLeast"/>
           <w:tblHeader w:val="0"/>
         </w:trPr>
         <w:tc>
@@ -3891,7 +3977,34 @@
                 <w:rFonts w:ascii="Calibri" w:cs="Calibri" w:eastAsia="Calibri" w:hAnsi="Calibri"/>
                 <w:rtl w:val="0"/>
               </w:rPr>
-              <w:t xml:space="preserve">Aun no existe una demostracion funcional integrada</w:t>
+              <w:t xml:space="preserve">Sin demostración funcional integrada en septiembre de 2026</w:t>
+            </w:r>
+          </w:p>
+          <w:p>
+            <w:pPr>
+              <w:keepNext w:val="0"/>
+              <w:keepLines w:val="0"/>
+              <w:pageBreakBefore w:val="0"/>
+              <w:widowControl w:val="0"/>
+              <w:pBdr>
+                <w:top w:space="0" w:sz="0" w:val="nil"/>
+                <w:left w:space="0" w:sz="0" w:val="nil"/>
+                <w:bottom w:space="0" w:sz="0" w:val="nil"/>
+                <w:right w:space="0" w:sz="0" w:val="nil"/>
+                <w:between w:space="0" w:sz="0" w:val="nil"/>
+              </w:pBdr>
+              <w:shd w:fill="auto" w:val="clear"/>
+              <w:spacing w:after="100" w:before="0" w:line="276" w:lineRule="auto"/>
+              <w:ind w:left="0" w:right="0" w:firstLine="0"/>
+              <w:jc w:val="left"/>
+              <w:rPr>
+                <w:rFonts w:ascii="Calibri" w:cs="Calibri" w:eastAsia="Calibri" w:hAnsi="Calibri"/>
+              </w:rPr>
+            </w:pPr>
+            <w:r>
+              <w:rPr>
+                <w:rtl w:val="0"/>
+              </w:rPr>
             </w:r>
           </w:p>
         </w:tc>
@@ -3899,97 +4012,27 @@
     </w:tbl>
     <w:p>
       <w:pPr>
-        <w:spacing w:after="100" w:line="276" w:lineRule="auto"/>
-        <w:rPr>
-          <w:rFonts w:ascii="Calibri" w:cs="Calibri" w:eastAsia="Calibri" w:hAnsi="Calibri"/>
-        </w:rPr>
-      </w:pPr>
-      <w:r>
-        <w:rPr>
-          <w:rtl w:val="0"/>
-        </w:rPr>
-      </w:r>
-    </w:p>
-    <w:p>
-      <w:pPr>
-        <w:spacing w:after="100" w:line="276" w:lineRule="auto"/>
-        <w:rPr>
-          <w:rFonts w:ascii="Calibri" w:cs="Calibri" w:eastAsia="Calibri" w:hAnsi="Calibri"/>
-        </w:rPr>
-      </w:pPr>
-      <w:r>
-        <w:rPr>
-          <w:rtl w:val="0"/>
-        </w:rPr>
-      </w:r>
-    </w:p>
-    <w:p>
-      <w:pPr>
-        <w:spacing w:after="100" w:line="276" w:lineRule="auto"/>
-        <w:rPr>
-          <w:rFonts w:ascii="Calibri" w:cs="Calibri" w:eastAsia="Calibri" w:hAnsi="Calibri"/>
-        </w:rPr>
-      </w:pPr>
-      <w:r>
-        <w:rPr>
-          <w:rtl w:val="0"/>
-        </w:rPr>
-      </w:r>
-    </w:p>
-    <w:p>
-      <w:pPr>
-        <w:spacing w:after="100" w:line="276" w:lineRule="auto"/>
-        <w:rPr>
-          <w:rFonts w:ascii="Calibri" w:cs="Calibri" w:eastAsia="Calibri" w:hAnsi="Calibri"/>
-        </w:rPr>
-      </w:pPr>
-      <w:r>
-        <w:rPr>
-          <w:rtl w:val="0"/>
-        </w:rPr>
-      </w:r>
-    </w:p>
-    <w:p>
-      <w:pPr>
-        <w:spacing w:after="100" w:line="276" w:lineRule="auto"/>
-        <w:rPr>
-          <w:rFonts w:ascii="Calibri" w:cs="Calibri" w:eastAsia="Calibri" w:hAnsi="Calibri"/>
-        </w:rPr>
-      </w:pPr>
-      <w:r>
-        <w:rPr>
-          <w:rtl w:val="0"/>
-        </w:rPr>
-      </w:r>
-    </w:p>
-    <w:p>
-      <w:pPr>
         <w:pStyle w:val="Heading1"/>
         <w:keepNext w:val="1"/>
-        <w:spacing w:after="120" w:before="240" w:lineRule="auto"/>
-        <w:rPr>
-          <w:rFonts w:ascii="Calibri" w:cs="Calibri" w:eastAsia="Calibri" w:hAnsi="Calibri"/>
-          <w:sz w:val="26"/>
-          <w:szCs w:val="26"/>
-        </w:rPr>
-      </w:pPr>
-      <w:bookmarkStart w:colFirst="0" w:colLast="0" w:name="_h6nmvebiyp1t" w:id="6"/>
-      <w:bookmarkEnd w:id="6"/>
-      <w:r>
-        <w:rPr>
-          <w:rFonts w:ascii="Calibri" w:cs="Calibri" w:eastAsia="Calibri" w:hAnsi="Calibri"/>
+        <w:spacing w:after="80" w:before="160" w:lineRule="auto"/>
+        <w:rPr>
           <w:b w:val="1"/>
           <w:bCs w:val="1"/>
           <w:sz w:val="30"/>
           <w:szCs w:val="30"/>
-          <w:rtl w:val="0"/>
-        </w:rPr>
-        <w:t xml:space="preserve">5. Determinación del TRL actual</w:t>
-      </w:r>
-      <w:r>
-        <w:rPr>
-          <w:rtl w:val="0"/>
-        </w:rPr>
+        </w:rPr>
+      </w:pPr>
+      <w:bookmarkStart w:colFirst="0" w:colLast="0" w:name="_3430f61g4xqj" w:id="6"/>
+      <w:bookmarkEnd w:id="6"/>
+      <w:r>
+        <w:rPr>
+          <w:b w:val="1"/>
+          <w:bCs w:val="1"/>
+          <w:sz w:val="30"/>
+          <w:szCs w:val="30"/>
+          <w:rtl w:val="0"/>
+        </w:rPr>
+        <w:t xml:space="preserve">5. Evaluación del TRL por fecha</w:t>
       </w:r>
     </w:p>
     <w:p>
@@ -4012,7 +4055,7 @@
           <w:szCs w:val="25"/>
           <w:rtl w:val="0"/>
         </w:rPr>
-        <w:t xml:space="preserve">5.1 Nivel seleccionado</w:t>
+        <w:t xml:space="preserve">5.1 Nivel seleccionado en septiembre de 2026</w:t>
       </w:r>
       <w:r>
         <w:rPr>
@@ -4077,7 +4120,7 @@
           <w:szCs w:val="25"/>
           <w:rtl w:val="0"/>
         </w:rPr>
-        <w:t xml:space="preserve">5.2 Justificación</w:t>
+        <w:t xml:space="preserve">5.2 Justificación de septiembre</w:t>
       </w:r>
       <w:r>
         <w:rPr>
@@ -4127,22 +4170,20 @@
           <w:rFonts w:ascii="Calibri" w:cs="Calibri" w:eastAsia="Calibri" w:hAnsi="Calibri"/>
           <w:rtl w:val="0"/>
         </w:rPr>
-        <w:t xml:space="preserve">Aun no existe una prueba de concepto experimental funcional ni componentes integrados que permita demostrar tecnicamente el comportamiento de la solucion</w:t>
-      </w:r>
-    </w:p>
-    <w:p>
-      <w:pPr>
-        <w:spacing w:after="100" w:line="276" w:lineRule="auto"/>
-        <w:rPr>
-          <w:rFonts w:ascii="Calibri" w:cs="Calibri" w:eastAsia="Calibri" w:hAnsi="Calibri"/>
-        </w:rPr>
-      </w:pPr>
-      <w:r>
-        <w:rPr>
-          <w:rFonts w:ascii="Calibri" w:cs="Calibri" w:eastAsia="Calibri" w:hAnsi="Calibri"/>
-          <w:rtl w:val="0"/>
-        </w:rPr>
-        <w:t xml:space="preserve">Por esta razon el TRL 2 representa de forma coherente el estado actual del proyecto</w:t>
+        <w:t xml:space="preserve">En el corte de referencia todavía no se contaba con una prueba de concepto funcional ni con componentes integrados que permitieran demostrar técnicamente el comportamiento de la solución.</w:t>
+      </w:r>
+    </w:p>
+    <w:p>
+      <w:pPr>
+        <w:keepNext w:val="0"/>
+        <w:spacing w:after="80" w:before="160" w:lineRule="auto"/>
+        <w:rPr/>
+      </w:pPr>
+      <w:r>
+        <w:rPr>
+          <w:rtl w:val="0"/>
+        </w:rPr>
+        <w:t xml:space="preserve">Por esa razón, se seleccionó TRL 2 para la evaluación de septiembre de 2026.</w:t>
       </w:r>
     </w:p>
     <w:p>
@@ -4150,25 +4191,34 @@
         <w:pStyle w:val="Heading2"/>
         <w:keepNext w:val="1"/>
         <w:spacing w:after="80" w:before="160" w:lineRule="auto"/>
-        <w:rPr>
-          <w:rFonts w:ascii="Calibri" w:cs="Calibri" w:eastAsia="Calibri" w:hAnsi="Calibri"/>
-          <w:sz w:val="25"/>
-          <w:szCs w:val="25"/>
-        </w:rPr>
-      </w:pPr>
-      <w:bookmarkStart w:colFirst="0" w:colLast="0" w:name="_o8ny0461wdhe" w:id="9"/>
-      <w:bookmarkEnd w:id="9"/>
-      <w:r>
         <w:rPr>
           <w:rFonts w:ascii="Calibri" w:cs="Calibri" w:eastAsia="Calibri" w:hAnsi="Calibri"/>
           <w:b w:val="1"/>
           <w:bCs w:val="1"/>
           <w:sz w:val="25"/>
           <w:szCs w:val="25"/>
-          <w:rtl w:val="0"/>
-        </w:rPr>
-        <w:t xml:space="preserve">5.3 Evidencia actual</w:t>
-      </w:r>
+        </w:rPr>
+      </w:pPr>
+      <w:bookmarkStart w:colFirst="0" w:colLast="0" w:name="_etrhv9z7okee" w:id="9"/>
+      <w:bookmarkEnd w:id="9"/>
+      <w:r>
+        <w:rPr>
+          <w:rFonts w:ascii="Calibri" w:cs="Calibri" w:eastAsia="Calibri" w:hAnsi="Calibri"/>
+          <w:b w:val="1"/>
+          <w:bCs w:val="1"/>
+          <w:sz w:val="25"/>
+          <w:szCs w:val="25"/>
+          <w:rtl w:val="0"/>
+        </w:rPr>
+        <w:t xml:space="preserve">5.3 Evidencia del corte de referencia</w:t>
+      </w:r>
+    </w:p>
+    <w:p>
+      <w:pPr>
+        <w:keepNext w:val="0"/>
+        <w:spacing w:after="80" w:before="160" w:lineRule="auto"/>
+        <w:rPr/>
+      </w:pPr>
       <w:r>
         <w:rPr>
           <w:rtl w:val="0"/>
@@ -4300,7 +4350,38 @@
                 <w:szCs w:val="20"/>
                 <w:rtl w:val="0"/>
               </w:rPr>
-              <w:t xml:space="preserve">Situacion actual</w:t>
+              <w:t xml:space="preserve">Situación del corte</w:t>
+            </w:r>
+          </w:p>
+          <w:p>
+            <w:pPr>
+              <w:keepNext w:val="0"/>
+              <w:keepLines w:val="0"/>
+              <w:pageBreakBefore w:val="0"/>
+              <w:widowControl w:val="0"/>
+              <w:pBdr>
+                <w:top w:space="0" w:sz="0" w:val="nil"/>
+                <w:left w:space="0" w:sz="0" w:val="nil"/>
+                <w:bottom w:space="0" w:sz="0" w:val="nil"/>
+                <w:right w:space="0" w:sz="0" w:val="nil"/>
+                <w:between w:space="0" w:sz="0" w:val="nil"/>
+              </w:pBdr>
+              <w:shd w:fill="auto" w:val="clear"/>
+              <w:spacing w:after="100" w:before="0" w:line="276" w:lineRule="auto"/>
+              <w:ind w:left="0" w:right="0" w:firstLine="0"/>
+              <w:jc w:val="left"/>
+              <w:rPr>
+                <w:rFonts w:ascii="Calibri" w:cs="Calibri" w:eastAsia="Calibri" w:hAnsi="Calibri"/>
+                <w:b w:val="1"/>
+                <w:bCs w:val="1"/>
+                <w:sz w:val="20"/>
+                <w:szCs w:val="20"/>
+              </w:rPr>
+            </w:pPr>
+            <w:r>
+              <w:rPr>
+                <w:rtl w:val="0"/>
+              </w:rPr>
             </w:r>
           </w:p>
         </w:tc>
@@ -4564,7 +4645,7 @@
                 <w:rFonts w:ascii="Calibri" w:cs="Calibri" w:eastAsia="Calibri" w:hAnsi="Calibri"/>
                 <w:rtl w:val="0"/>
               </w:rPr>
-              <w:t xml:space="preserve">Relacion entre requerimientos e historias documentada</w:t>
+              <w:t xml:space="preserve">Relacion entre requerimientos y historias documentada</w:t>
             </w:r>
           </w:p>
         </w:tc>
@@ -4891,8 +4972,174 @@
     </w:p>
     <w:p>
       <w:pPr>
+        <w:pStyle w:val="Heading2"/>
+        <w:keepNext w:val="1"/>
+        <w:spacing w:after="120" w:lineRule="auto"/>
+        <w:rPr>
+          <w:rFonts w:ascii="Calibri" w:cs="Calibri" w:eastAsia="Calibri" w:hAnsi="Calibri"/>
+          <w:b w:val="1"/>
+          <w:bCs w:val="1"/>
+          <w:sz w:val="25"/>
+          <w:szCs w:val="25"/>
+        </w:rPr>
+      </w:pPr>
+      <w:bookmarkStart w:colFirst="0" w:colLast="0" w:name="_r8gher1u8kt6" w:id="10"/>
+      <w:bookmarkEnd w:id="10"/>
+      <w:r>
+        <w:rPr>
+          <w:rFonts w:ascii="Calibri" w:cs="Calibri" w:eastAsia="Calibri" w:hAnsi="Calibri"/>
+          <w:b w:val="1"/>
+          <w:bCs w:val="1"/>
+          <w:sz w:val="25"/>
+          <w:szCs w:val="25"/>
+          <w:rtl w:val="0"/>
+        </w:rPr>
+        <w:t xml:space="preserve">5.4 Evaluación </w:t>
+      </w:r>
+    </w:p>
+    <w:p>
+      <w:pPr>
+        <w:keepNext w:val="0"/>
+        <w:spacing w:after="120" w:before="0" w:lineRule="auto"/>
+        <w:rPr>
+          <w:rFonts w:ascii="Calibri" w:cs="Calibri" w:eastAsia="Calibri" w:hAnsi="Calibri"/>
+          <w:b w:val="1"/>
+          <w:bCs w:val="1"/>
+          <w:sz w:val="24"/>
+          <w:szCs w:val="24"/>
+        </w:rPr>
+      </w:pPr>
+      <w:r>
+        <w:rPr>
+          <w:rFonts w:ascii="Calibri" w:cs="Calibri" w:eastAsia="Calibri" w:hAnsi="Calibri"/>
+          <w:b w:val="1"/>
+          <w:bCs w:val="1"/>
+          <w:sz w:val="24"/>
+          <w:szCs w:val="24"/>
+          <w:rtl w:val="0"/>
+        </w:rPr>
+        <w:t xml:space="preserve">TRL 4, validación de componentes críticos en entorno controlado</w:t>
+      </w:r>
+    </w:p>
+    <w:p>
+      <w:pPr>
+        <w:keepNext w:val="0"/>
+        <w:spacing w:after="120" w:before="0" w:lineRule="auto"/>
+        <w:rPr>
+          <w:rFonts w:ascii="Calibri" w:cs="Calibri" w:eastAsia="Calibri" w:hAnsi="Calibri"/>
+        </w:rPr>
+      </w:pPr>
+      <w:r>
+        <w:rPr>
+          <w:rFonts w:ascii="Calibri" w:cs="Calibri" w:eastAsia="Calibri" w:hAnsi="Calibri"/>
+          <w:rtl w:val="0"/>
+        </w:rPr>
+        <w:t xml:space="preserve">El prototipo disponible integra rutas, pantallas, permisos, servicios y persistencia de Django. La ejecución de pruebas del 24/10/2026 permite sustentar TRL 4 para ese incremento. Es una evaluación técnica interna, limitada a los módulos comprobados.</w:t>
+      </w:r>
+    </w:p>
+    <w:p>
+      <w:pPr>
+        <w:keepNext w:val="0"/>
+        <w:spacing w:after="120" w:before="0" w:lineRule="auto"/>
+        <w:rPr>
+          <w:rFonts w:ascii="Calibri" w:cs="Calibri" w:eastAsia="Calibri" w:hAnsi="Calibri"/>
+        </w:rPr>
+      </w:pPr>
+      <w:r>
+        <w:rPr>
+          <w:rFonts w:ascii="Calibri" w:cs="Calibri" w:eastAsia="Calibri" w:hAnsi="Calibri"/>
+          <w:rtl w:val="0"/>
+        </w:rPr>
+        <w:t xml:space="preserve">Se ejecutaron pruebas, sin fallos, errores  o omisiones. Los casos comprobaron acceso, usuarios, roles, compañías, catálogo, ingresos, series, operaciones de materiales, equipamiento, préstamos, devoluciones e historial.</w:t>
+      </w:r>
+    </w:p>
+    <w:p>
+      <w:pPr>
+        <w:keepNext w:val="0"/>
+        <w:spacing w:after="120" w:before="0" w:lineRule="auto"/>
+        <w:rPr>
+          <w:rFonts w:ascii="Calibri" w:cs="Calibri" w:eastAsia="Calibri" w:hAnsi="Calibri"/>
+        </w:rPr>
+      </w:pPr>
+      <w:r>
+        <w:rPr>
+          <w:rFonts w:ascii="Calibri" w:cs="Calibri" w:eastAsia="Calibri" w:hAnsi="Calibri"/>
+          <w:rtl w:val="0"/>
+        </w:rPr>
+        <w:t xml:space="preserve">Las pruebas se ejecutaron en Windows, Python 3.11.9, Django 5.2.18 y SQLite 3.45.1, con datos sintéticos, base en memoria y archivos temporales. Las huellas posteriores confirmaron que el código, el estado Git y la base de uso.</w:t>
+      </w:r>
+    </w:p>
+    <w:p>
+      <w:pPr>
+        <w:keepNext w:val="0"/>
+        <w:spacing w:after="120" w:before="0" w:lineRule="auto"/>
+        <w:rPr>
+          <w:rFonts w:ascii="Calibri" w:cs="Calibri" w:eastAsia="Calibri" w:hAnsi="Calibri"/>
+        </w:rPr>
+      </w:pPr>
+      <w:r>
+        <w:rPr>
+          <w:rFonts w:ascii="Calibri" w:cs="Calibri" w:eastAsia="Calibri" w:hAnsi="Calibri"/>
+          <w:rtl w:val="0"/>
+        </w:rPr>
+        <w:t xml:space="preserve">El entorno previsto por el proyecto es un servidor local de Bomberos con acceso desde navegadores de la red interna. Este corte corresponde al equipo de desarrollo. No se verificaron la infraestructura final, su capacidad ni su funcionamiento en dependencias de Bomberos.</w:t>
+      </w:r>
+    </w:p>
+    <w:p>
+      <w:pPr>
+        <w:keepNext w:val="0"/>
+        <w:spacing w:after="120" w:before="0" w:lineRule="auto"/>
+        <w:rPr>
+          <w:rFonts w:ascii="Calibri" w:cs="Calibri" w:eastAsia="Calibri" w:hAnsi="Calibri"/>
+        </w:rPr>
+      </w:pPr>
+      <w:r>
+        <w:rPr>
+          <w:rFonts w:ascii="Calibri" w:cs="Calibri" w:eastAsia="Calibri" w:hAnsi="Calibri"/>
+          <w:rtl w:val="0"/>
+        </w:rPr>
+        <w:t xml:space="preserve">La cobertura no acredita todo el alcance final. Faltan pruebas automatizadas de flota, check-in, mantenimiento técnico y alertas, y no se acredita RF-024. Tampoco se evaluaron carga, concurrencia, adaptación visual a dispositivos, restauración o seguridad exhaustiva. No se asigna TRL 5 o TRL 6 sin la validación y demostración correspondientes en un entorno representativo.</w:t>
+      </w:r>
+    </w:p>
+    <w:p>
+      <w:pPr>
+        <w:keepNext w:val="0"/>
+        <w:spacing w:after="120" w:before="0" w:lineRule="auto"/>
+        <w:rPr>
+          <w:rFonts w:ascii="Calibri" w:cs="Calibri" w:eastAsia="Calibri" w:hAnsi="Calibri"/>
+        </w:rPr>
+      </w:pPr>
+      <w:r>
+        <w:rPr>
+          <w:rFonts w:ascii="Calibri" w:cs="Calibri" w:eastAsia="Calibri" w:hAnsi="Calibri"/>
+          <w:rtl w:val="0"/>
+        </w:rPr>
+        <w:t xml:space="preserve">Marco de referencia: </w:t>
+      </w:r>
+      <w:hyperlink r:id="rId8">
+        <w:r>
+          <w:rPr>
+            <w:rFonts w:ascii="Calibri" w:cs="Calibri" w:eastAsia="Calibri" w:hAnsi="Calibri"/>
+            <w:color w:val="1155cc"/>
+            <w:u w:val="single"/>
+            <w:rtl w:val="0"/>
+          </w:rPr>
+          <w:t xml:space="preserve">NASA, Technology Readiness Level Definitions</w:t>
+        </w:r>
+      </w:hyperlink>
+      <w:r>
+        <w:rPr>
+          <w:rFonts w:ascii="Calibri" w:cs="Calibri" w:eastAsia="Calibri" w:hAnsi="Calibri"/>
+          <w:rtl w:val="0"/>
+        </w:rPr>
+        <w:t xml:space="preserve">, columna de software.</w:t>
+      </w:r>
+    </w:p>
+    <w:p>
+      <w:pPr>
         <w:pStyle w:val="Heading1"/>
         <w:keepNext w:val="1"/>
+        <w:pageBreakBefore w:val="1"/>
         <w:spacing w:after="120" w:before="240" w:lineRule="auto"/>
         <w:rPr>
           <w:rFonts w:ascii="Calibri" w:cs="Calibri" w:eastAsia="Calibri" w:hAnsi="Calibri"/>
@@ -4900,8 +5147,8 @@
           <w:szCs w:val="36"/>
         </w:rPr>
       </w:pPr>
-      <w:bookmarkStart w:colFirst="0" w:colLast="0" w:name="_pb0se06rioet" w:id="10"/>
-      <w:bookmarkEnd w:id="10"/>
+      <w:bookmarkStart w:colFirst="0" w:colLast="0" w:name="_pb0se06rioet" w:id="11"/>
+      <w:bookmarkEnd w:id="11"/>
       <w:r>
         <w:rPr>
           <w:rFonts w:ascii="Calibri" w:cs="Calibri" w:eastAsia="Calibri" w:hAnsi="Calibri"/>
@@ -4941,8 +5188,8 @@
           <w:rFonts w:ascii="Calibri" w:cs="Calibri" w:eastAsia="Calibri" w:hAnsi="Calibri"/>
         </w:rPr>
       </w:pPr>
-      <w:bookmarkStart w:colFirst="0" w:colLast="0" w:name="_9arsamcxkso5" w:id="11"/>
-      <w:bookmarkEnd w:id="11"/>
+      <w:bookmarkStart w:colFirst="0" w:colLast="0" w:name="_9arsamcxkso5" w:id="12"/>
+      <w:bookmarkEnd w:id="12"/>
       <w:r>
         <w:rPr>
           <w:rFonts w:ascii="Calibri" w:cs="Calibri" w:eastAsia="Calibri" w:hAnsi="Calibri"/>
@@ -4993,8 +5240,8 @@
           <w:rFonts w:ascii="Calibri" w:cs="Calibri" w:eastAsia="Calibri" w:hAnsi="Calibri"/>
         </w:rPr>
       </w:pPr>
-      <w:bookmarkStart w:colFirst="0" w:colLast="0" w:name="_fvjtv3jj1kik" w:id="12"/>
-      <w:bookmarkEnd w:id="12"/>
+      <w:bookmarkStart w:colFirst="0" w:colLast="0" w:name="_fvjtv3jj1kik" w:id="13"/>
+      <w:bookmarkEnd w:id="13"/>
       <w:r>
         <w:rPr>
           <w:rFonts w:ascii="Calibri" w:cs="Calibri" w:eastAsia="Calibri" w:hAnsi="Calibri"/>
@@ -5100,8 +5347,8 @@
           <w:szCs w:val="30"/>
         </w:rPr>
       </w:pPr>
-      <w:bookmarkStart w:colFirst="0" w:colLast="0" w:name="_xnql7yqw1sw4" w:id="13"/>
-      <w:bookmarkEnd w:id="13"/>
+      <w:bookmarkStart w:colFirst="0" w:colLast="0" w:name="_xnql7yqw1sw4" w:id="14"/>
+      <w:bookmarkEnd w:id="14"/>
       <w:r>
         <w:rPr>
           <w:rFonts w:ascii="Calibri" w:cs="Calibri" w:eastAsia="Calibri" w:hAnsi="Calibri"/>
@@ -6245,8 +6492,8 @@
           <w:rFonts w:ascii="Calibri" w:cs="Calibri" w:eastAsia="Calibri" w:hAnsi="Calibri"/>
         </w:rPr>
       </w:pPr>
-      <w:bookmarkStart w:colFirst="0" w:colLast="0" w:name="_qpdr7sv445cj" w:id="14"/>
-      <w:bookmarkEnd w:id="14"/>
+      <w:bookmarkStart w:colFirst="0" w:colLast="0" w:name="_qpdr7sv445cj" w:id="15"/>
+      <w:bookmarkEnd w:id="15"/>
       <w:r>
         <w:rPr>
           <w:rFonts w:ascii="Calibri" w:cs="Calibri" w:eastAsia="Calibri" w:hAnsi="Calibri"/>
@@ -6276,7 +6523,7 @@
           <w:rFonts w:ascii="Calibri" w:cs="Calibri" w:eastAsia="Calibri" w:hAnsi="Calibri"/>
           <w:rtl w:val="0"/>
         </w:rPr>
-        <w:t xml:space="preserve">El TRL 6 es una meta alcanzable siempre que el equipo logre desarrollar e integrar el nucleo funcional dentro del periodo academico</w:t>
+        <w:t xml:space="preserve">El TRL 6 es una meta alcanzable siempre que el equipo logre desarrollar y integrar el nucleo funcional dentro del periodo academico</w:t>
       </w:r>
     </w:p>
     <w:tbl>
@@ -7128,8 +7375,8 @@
           <w:rFonts w:ascii="Calibri" w:cs="Calibri" w:eastAsia="Calibri" w:hAnsi="Calibri"/>
         </w:rPr>
       </w:pPr>
-      <w:bookmarkStart w:colFirst="0" w:colLast="0" w:name="_wsi83vy6jrql" w:id="15"/>
-      <w:bookmarkEnd w:id="15"/>
+      <w:bookmarkStart w:colFirst="0" w:colLast="0" w:name="_wsi83vy6jrql" w:id="16"/>
+      <w:bookmarkEnd w:id="16"/>
       <w:r>
         <w:rPr>
           <w:rFonts w:ascii="Calibri" w:cs="Calibri" w:eastAsia="Calibri" w:hAnsi="Calibri"/>
@@ -7172,7 +7419,7 @@
           <w:rFonts w:ascii="Calibri" w:cs="Calibri" w:eastAsia="Calibri" w:hAnsi="Calibri"/>
           <w:rtl w:val="0"/>
         </w:rPr>
-        <w:t xml:space="preserve">El proyecto se clasifica actualmente en TRL 2 porque el concepto tecnologico esta formulado y existe una aplicacion concreta respaldada por requerimientos y documentacion de analisis</w:t>
+        <w:t xml:space="preserve">En la evaluación de septiembre de 2026 se clasificó el proyecto en TRL 2, con el concepto tecnológico formulado y una aplicación concreta respaldada por requerimientos y documentación de análisis.</w:t>
       </w:r>
     </w:p>
     <w:p>
@@ -7187,7 +7434,7 @@
           <w:rFonts w:ascii="Calibri" w:cs="Calibri" w:eastAsia="Calibri" w:hAnsi="Calibri"/>
           <w:rtl w:val="0"/>
         </w:rPr>
-        <w:t xml:space="preserve">Todavia no existe una prueba de concepto funcional integrada que permita justificar un nivel superior</w:t>
+        <w:t xml:space="preserve">En el corte del 24/10/2026 se sustenta TRL 4 para el prototipo comprobado en un entorno controlado, con 136 pruebas aprobadas. Este resultado no certifica todos los requisitos del proyecto ni una validación institucional. Los niveles posteriores requieren pruebas y demostración en un entorno representativo de Bomberos.</w:t>
       </w:r>
     </w:p>
     <w:p>
@@ -7218,6 +7465,19 @@
           <w:rtl w:val="0"/>
         </w:rPr>
         <w:t xml:space="preserve">La meta se considerara alcanzada solamente si existe evidencia de que las funciones principales fueron implementadas, probadas y integradas y que el sistema pudo ser demostrado a la contraparte</w:t>
+      </w:r>
+    </w:p>
+    <w:p>
+      <w:pPr>
+        <w:spacing w:after="100" w:line="276" w:lineRule="auto"/>
+        <w:rPr>
+          <w:rFonts w:ascii="Calibri" w:cs="Calibri" w:eastAsia="Calibri" w:hAnsi="Calibri"/>
+        </w:rPr>
+      </w:pPr>
+      <w:r>
+        <w:rPr>
+          <w:rtl w:val="0"/>
+        </w:rPr>
       </w:r>
     </w:p>
     <w:p>
@@ -7320,8 +7580,8 @@
           <w:rFonts w:ascii="Calibri" w:cs="Calibri" w:eastAsia="Calibri" w:hAnsi="Calibri"/>
         </w:rPr>
       </w:pPr>
-      <w:bookmarkStart w:colFirst="0" w:colLast="0" w:name="_9udpya9dcwo0" w:id="16"/>
-      <w:bookmarkEnd w:id="16"/>
+      <w:bookmarkStart w:colFirst="0" w:colLast="0" w:name="_9udpya9dcwo0" w:id="17"/>
+      <w:bookmarkEnd w:id="17"/>
       <w:r>
         <w:rPr>
           <w:rFonts w:ascii="Calibri" w:cs="Calibri" w:eastAsia="Calibri" w:hAnsi="Calibri"/>
@@ -7378,8 +7638,8 @@
           <w:rFonts w:ascii="Calibri" w:cs="Calibri" w:eastAsia="Calibri" w:hAnsi="Calibri"/>
         </w:rPr>
       </w:pPr>
-      <w:bookmarkStart w:colFirst="0" w:colLast="0" w:name="_49dda6d5pwqx" w:id="17"/>
-      <w:bookmarkEnd w:id="17"/>
+      <w:bookmarkStart w:colFirst="0" w:colLast="0" w:name="_49dda6d5pwqx" w:id="18"/>
+      <w:bookmarkEnd w:id="18"/>
       <w:r>
         <w:rPr>
           <w:rFonts w:ascii="Calibri" w:cs="Calibri" w:eastAsia="Calibri" w:hAnsi="Calibri"/>
@@ -7411,7 +7671,7 @@
         </w:rPr>
         <w:t xml:space="preserve"> </w:t>
       </w:r>
-      <w:hyperlink r:id="rId8">
+      <w:hyperlink r:id="rId9">
         <w:r>
           <w:rPr>
             <w:rFonts w:ascii="Calibri" w:cs="Calibri" w:eastAsia="Calibri" w:hAnsi="Calibri"/>
@@ -7448,7 +7708,7 @@
           <w:rFonts w:ascii="Calibri" w:cs="Calibri" w:eastAsia="Calibri" w:hAnsi="Calibri"/>
         </w:rPr>
       </w:pPr>
-      <w:hyperlink r:id="rId9">
+      <w:hyperlink r:id="rId10">
         <w:r>
           <w:rPr>
             <w:rFonts w:ascii="Times New Roman" w:cs="Times New Roman" w:eastAsia="Times New Roman" w:hAnsi="Times New Roman"/>
@@ -7489,7 +7749,7 @@
           <w:rFonts w:ascii="Calibri" w:cs="Calibri" w:eastAsia="Calibri" w:hAnsi="Calibri"/>
         </w:rPr>
       </w:pPr>
-      <w:hyperlink r:id="rId10">
+      <w:hyperlink r:id="rId11">
         <w:r>
           <w:rPr>
             <w:rFonts w:ascii="Calibri" w:cs="Calibri" w:eastAsia="Calibri" w:hAnsi="Calibri"/>
@@ -7526,7 +7786,7 @@
           <w:rFonts w:ascii="Calibri" w:cs="Calibri" w:eastAsia="Calibri" w:hAnsi="Calibri"/>
         </w:rPr>
       </w:pPr>
-      <w:hyperlink r:id="rId11">
+      <w:hyperlink r:id="rId12">
         <w:r>
           <w:rPr>
             <w:rFonts w:ascii="Calibri" w:cs="Calibri" w:eastAsia="Calibri" w:hAnsi="Calibri"/>
@@ -7563,7 +7823,7 @@
           <w:rFonts w:ascii="Calibri" w:cs="Calibri" w:eastAsia="Calibri" w:hAnsi="Calibri"/>
         </w:rPr>
       </w:pPr>
-      <w:hyperlink r:id="rId12">
+      <w:hyperlink r:id="rId13">
         <w:r>
           <w:rPr>
             <w:rFonts w:ascii="Calibri" w:cs="Calibri" w:eastAsia="Calibri" w:hAnsi="Calibri"/>
@@ -7600,7 +7860,7 @@
           <w:rFonts w:ascii="Calibri" w:cs="Calibri" w:eastAsia="Calibri" w:hAnsi="Calibri"/>
         </w:rPr>
       </w:pPr>
-      <w:hyperlink r:id="rId13">
+      <w:hyperlink r:id="rId14">
         <w:r>
           <w:rPr>
             <w:rFonts w:ascii="Calibri" w:cs="Calibri" w:eastAsia="Calibri" w:hAnsi="Calibri"/>
@@ -7637,7 +7897,7 @@
           <w:rFonts w:ascii="Calibri" w:cs="Calibri" w:eastAsia="Calibri" w:hAnsi="Calibri"/>
         </w:rPr>
       </w:pPr>
-      <w:hyperlink r:id="rId14">
+      <w:hyperlink r:id="rId15">
         <w:r>
           <w:rPr>
             <w:rFonts w:ascii="Calibri" w:cs="Calibri" w:eastAsia="Calibri" w:hAnsi="Calibri"/>
@@ -7667,9 +7927,9 @@
       </w:r>
     </w:p>
     <w:sectPr>
-      <w:headerReference r:id="rId15" w:type="default"/>
-      <w:headerReference r:id="rId16" w:type="first"/>
-      <w:footerReference r:id="rId17" w:type="first"/>
+      <w:headerReference r:id="rId16" w:type="default"/>
+      <w:headerReference r:id="rId17" w:type="first"/>
+      <w:footerReference r:id="rId18" w:type="first"/>
       <w:pgSz w:h="16838" w:w="11906" w:orient="portrait"/>
       <w:pgMar w:bottom="960" w:top="960" w:left="1080" w:right="1080" w:header="720" w:footer="720"/>
       <w:pgNumType w:start="1"/>
@@ -7710,12 +7970,12 @@
         <wp:inline distB="114300" distT="114300" distL="114300" distR="114300">
           <wp:extent cx="1268738" cy="457200"/>
           <wp:effectExtent b="0" l="0" r="0" t="0"/>
-          <wp:docPr id="3" name="image2.png"/>
+          <wp:docPr id="3" name="image1.png"/>
           <a:graphic>
             <a:graphicData uri="http://schemas.openxmlformats.org/drawingml/2006/picture">
               <pic:pic>
                 <pic:nvPicPr>
-                  <pic:cNvPr id="0" name="image2.png"/>
+                  <pic:cNvPr id="0" name="image1.png"/>
                   <pic:cNvPicPr preferRelativeResize="0"/>
                 </pic:nvPicPr>
                 <pic:blipFill>
